--- a/template_st_kk.docx
+++ b/template_st_kk.docx
@@ -149,83 +149,71 @@
         <w:t>Sehubungan dengan surat permohonan {{ NAMA_PERUSAHAAN }} nomor {{ NOMOR_SURAT }} tanggal {{ TANGGAL_SURAT }} hal {{ PERMOHONAN }}{% if ADA_PABRIK_2 %} serta surat permohonan {{ NAMA_PERUSAHAAN_2 }} nomor {{ NOMOR_SURAT_2 }} tanggal {{ TANGGAL_SURAT_2 }} hal {{ PERMOHONAN_2 }}{% endif %}, kami menugasi :</w:t>
       </w:r>
     </w:p>
-    <w:tbl>
-      <w:tblPr>
-        <w:tblW w:type="auto" w:w="0"/>
-        <w:jc w:val="left"/>
-        <w:tblLook w:firstColumn="1" w:firstRow="1" w:lastColumn="0" w:lastRow="0" w:noHBand="0" w:noVBand="1" w:val="04A0"/>
-      </w:tblPr>
-      <w:tblGrid>
-        <w:gridCol w:w="3120"/>
-        <w:gridCol w:w="3120"/>
-        <w:gridCol w:w="3120"/>
-      </w:tblGrid>
-      <w:tr>
-        <w:tc>
-          <w:tcPr>
-            <w:tcW w:type="dxa" w:w="2160"/>
-          </w:tcPr>
-          <w:p>
-            <w:pPr>
-              <w:spacing w:before="40" w:after="40" w:line="276" w:lineRule="auto"/>
-            </w:pPr>
-            <w:r>
-              <w:rPr>
-                <w:rFonts w:ascii="Arial" w:hAnsi="Arial"/>
-                <w:sz w:val="21"/>
-              </w:rPr>
-              <w:t>{%tr for p in DAFTAR_PETUGAS %}{% if DAFTAR_PETUGAS|length &gt; 1 %}{{ loop.index }}. {% endif %}Nama</w:t>
-              <w:br/>
-              <w:t>Pangkat / Gol</w:t>
-              <w:br/>
-              <w:t>Jabatan</w:t>
-            </w:r>
-          </w:p>
-        </w:tc>
-        <w:tc>
-          <w:tcPr>
-            <w:tcW w:type="dxa" w:w="288"/>
-          </w:tcPr>
-          <w:p>
-            <w:pPr>
-              <w:spacing w:before="40" w:after="40" w:line="276" w:lineRule="auto"/>
-            </w:pPr>
-            <w:r>
-              <w:rPr>
-                <w:rFonts w:ascii="Arial" w:hAnsi="Arial"/>
-                <w:sz w:val="21"/>
-              </w:rPr>
-              <w:t>:</w:t>
-              <w:br/>
-              <w:t>:</w:t>
-              <w:br/>
-              <w:t>:</w:t>
-            </w:r>
-          </w:p>
-        </w:tc>
-        <w:tc>
-          <w:tcPr>
-            <w:tcW w:type="dxa" w:w="6912"/>
-          </w:tcPr>
-          <w:p>
-            <w:pPr>
-              <w:spacing w:before="40" w:after="40" w:line="276" w:lineRule="auto"/>
-            </w:pPr>
-            <w:r>
-              <w:rPr>
-                <w:rFonts w:ascii="Arial" w:hAnsi="Arial"/>
-                <w:sz w:val="21"/>
-              </w:rPr>
-              <w:t>{{ p.nama }}</w:t>
-              <w:br/>
-              <w:t>{{ p.pangkat }}</w:t>
-              <w:br/>
-              <w:t>{{ p.jabatan }}{%tr endfor %}</w:t>
-            </w:r>
-          </w:p>
-        </w:tc>
-      </w:tr>
-    </w:tbl>
+    <w:p>
+      <w:pPr>
+        <w:spacing w:before="0" w:after="0"/>
+      </w:pPr>
+      <w:r>
+        <w:t>{% for p in DAFTAR_PETUGAS %}</w:t>
+      </w:r>
+    </w:p>
+    <w:p>
+      <w:pPr>
+        <w:tabs>
+          <w:tab w:pos="2160" w:val="left"/>
+        </w:tabs>
+        <w:spacing w:before="20" w:after="20" w:line="276" w:lineRule="auto"/>
+      </w:pPr>
+      <w:r>
+        <w:t>{{ p.label_nama }}</w:t>
+        <w:tab/>
+        <w:t>: {{ p.nama }}</w:t>
+      </w:r>
+    </w:p>
+    <w:p>
+      <w:pPr>
+        <w:tabs>
+          <w:tab w:pos="2160" w:val="left"/>
+        </w:tabs>
+        <w:spacing w:before="20" w:after="20" w:line="276" w:lineRule="auto"/>
+      </w:pPr>
+      <w:r>
+        <w:t>Pangkat / Gol</w:t>
+        <w:tab/>
+        <w:t>: {{ p.pangkat }}</w:t>
+      </w:r>
+    </w:p>
+    <w:p>
+      <w:pPr>
+        <w:tabs>
+          <w:tab w:pos="2160" w:val="left"/>
+        </w:tabs>
+        <w:spacing w:before="20" w:after="20" w:line="276" w:lineRule="auto"/>
+      </w:pPr>
+      <w:r>
+        <w:t>Jabatan</w:t>
+        <w:tab/>
+        <w:t>: {{ p.jabatan }}</w:t>
+      </w:r>
+    </w:p>
+    <w:p>
+      <w:pPr>
+        <w:spacing w:before="0" w:after="40"/>
+      </w:pPr>
+      <w:r>
+        <w:t>{% if not loop.last %}</w:t>
+        <w:br/>
+        <w:t>{% endif %}</w:t>
+      </w:r>
+    </w:p>
+    <w:p>
+      <w:pPr>
+        <w:spacing w:before="0" w:after="0"/>
+      </w:pPr>
+      <w:r>
+        <w:t>{% endfor %}</w:t>
+      </w:r>
+    </w:p>
     <w:p>
       <w:pPr>
         <w:spacing w:before="120" w:after="80" w:line="276" w:lineRule="auto"/>
@@ -239,124 +227,32 @@
         <w:t>untuk melaksanakan {{ KEGIATAN }}{% if ADA_PABRIK_2 %} dan {{ KEGIATAN_2 }}{% endif %} dan melakukan tugas lain terkait kepabeanan dan cukai pada:</w:t>
       </w:r>
     </w:p>
-    <w:tbl>
-      <w:tblPr>
-        <w:tblW w:type="auto" w:w="0"/>
-        <w:jc w:val="left"/>
-        <w:tblLook w:firstColumn="1" w:firstRow="1" w:lastColumn="0" w:lastRow="0" w:noHBand="0" w:noVBand="1" w:val="04A0"/>
-      </w:tblPr>
-      <w:tblGrid>
-        <w:gridCol w:w="3120"/>
-        <w:gridCol w:w="3120"/>
-        <w:gridCol w:w="3120"/>
-      </w:tblGrid>
-      <w:tr>
-        <w:tc>
-          <w:tcPr>
-            <w:tcW w:type="dxa" w:w="2160"/>
-          </w:tcPr>
-          <w:p>
-            <w:pPr>
-              <w:spacing w:before="20" w:after="20" w:line="276" w:lineRule="auto"/>
-            </w:pPr>
-            <w:r>
-              <w:rPr>
-                <w:rFonts w:ascii="Arial" w:hAnsi="Arial"/>
-                <w:sz w:val="21"/>
-              </w:rPr>
-              <w:t>hari / tanggal</w:t>
-            </w:r>
-          </w:p>
-        </w:tc>
-        <w:tc>
-          <w:tcPr>
-            <w:tcW w:type="dxa" w:w="288"/>
-          </w:tcPr>
-          <w:p>
-            <w:pPr>
-              <w:spacing w:before="20" w:after="20" w:line="276" w:lineRule="auto"/>
-            </w:pPr>
-            <w:r>
-              <w:rPr>
-                <w:rFonts w:ascii="Arial" w:hAnsi="Arial"/>
-                <w:sz w:val="21"/>
-              </w:rPr>
-              <w:t>:</w:t>
-            </w:r>
-          </w:p>
-        </w:tc>
-        <w:tc>
-          <w:tcPr>
-            <w:tcW w:type="dxa" w:w="6912"/>
-          </w:tcPr>
-          <w:p>
-            <w:pPr>
-              <w:spacing w:before="20" w:after="20" w:line="276" w:lineRule="auto"/>
-            </w:pPr>
-            <w:r>
-              <w:rPr>
-                <w:rFonts w:ascii="Arial" w:hAnsi="Arial"/>
-                <w:sz w:val="21"/>
-              </w:rPr>
-              <w:t>{{ HARI }} / {{ TANGGAL_PELAKSANAAN }}</w:t>
-            </w:r>
-          </w:p>
-        </w:tc>
-      </w:tr>
-      <w:tr>
-        <w:tc>
-          <w:tcPr>
-            <w:tcW w:type="dxa" w:w="2160"/>
-          </w:tcPr>
-          <w:p>
-            <w:pPr>
-              <w:spacing w:before="20" w:after="20" w:line="276" w:lineRule="auto"/>
-            </w:pPr>
-            <w:r>
-              <w:rPr>
-                <w:rFonts w:ascii="Arial" w:hAnsi="Arial"/>
-                <w:sz w:val="21"/>
-              </w:rPr>
-              <w:t>tempat</w:t>
-            </w:r>
-          </w:p>
-        </w:tc>
-        <w:tc>
-          <w:tcPr>
-            <w:tcW w:type="dxa" w:w="288"/>
-          </w:tcPr>
-          <w:p>
-            <w:pPr>
-              <w:spacing w:before="20" w:after="20" w:line="276" w:lineRule="auto"/>
-            </w:pPr>
-            <w:r>
-              <w:rPr>
-                <w:rFonts w:ascii="Arial" w:hAnsi="Arial"/>
-                <w:sz w:val="21"/>
-              </w:rPr>
-              <w:t>:</w:t>
-            </w:r>
-          </w:p>
-        </w:tc>
-        <w:tc>
-          <w:tcPr>
-            <w:tcW w:type="dxa" w:w="6912"/>
-          </w:tcPr>
-          <w:p>
-            <w:pPr>
-              <w:spacing w:before="20" w:after="20" w:line="276" w:lineRule="auto"/>
-            </w:pPr>
-            <w:r>
-              <w:rPr>
-                <w:rFonts w:ascii="Arial" w:hAnsi="Arial"/>
-                <w:sz w:val="21"/>
-              </w:rPr>
-              <w:t>{{ ALAMAT_PABRIK }}{% if ADA_PABRIK_2 %} serta {{ ALAMAT_PABRIK_2 }}{% endif %}</w:t>
-            </w:r>
-          </w:p>
-        </w:tc>
-      </w:tr>
-    </w:tbl>
+    <w:p>
+      <w:pPr>
+        <w:tabs>
+          <w:tab w:pos="2160" w:val="left"/>
+        </w:tabs>
+        <w:spacing w:before="20" w:after="20" w:line="276" w:lineRule="auto"/>
+      </w:pPr>
+      <w:r>
+        <w:t>hari / tanggal</w:t>
+        <w:tab/>
+        <w:t>: {{ HARI }} / {{ TANGGAL_PELAKSANAAN }}</w:t>
+      </w:r>
+    </w:p>
+    <w:p>
+      <w:pPr>
+        <w:tabs>
+          <w:tab w:pos="2160" w:val="left"/>
+        </w:tabs>
+        <w:spacing w:before="20" w:after="20" w:line="276" w:lineRule="auto"/>
+      </w:pPr>
+      <w:r>
+        <w:t>tempat</w:t>
+        <w:tab/>
+        <w:t>: {{ ALAMAT_PABRIK }}{% if ADA_PABRIK_2 %} serta {{ ALAMAT_PABRIK_2 }}{% endif %}</w:t>
+      </w:r>
+    </w:p>
     <w:p>
       <w:pPr>
         <w:spacing w:before="120" w:after="80" w:line="276" w:lineRule="auto"/>
